--- a/Fichas/PI FALTA DE FRANCOBORDO.docx
+++ b/Fichas/PI FALTA DE FRANCOBORDO.docx
@@ -754,7 +754,20 @@
                 <w:lang w:eastAsia="es-ES"/>
                 <w14:ligatures w14:val="none"/>
               </w:rPr>
-              <w:t>Número de horas al año en las que el francobordo disponible del muelle es inferior al francobordo mínimo operativo.</w:t>
+              <w:t>Número de horas al año en las que el francobordo disponible del muelle es inferior al francobordo mínimo operativo</w:t>
+            </w:r>
+            <w:r>
+              <w:rPr>
+                <w:rFonts w:ascii="Calibri" w:eastAsia="Times New Roman" w:hAnsi="Calibri" w:cs="Calibri"/>
+                <w:b w:val="0"/>
+                <w:color w:val="000000"/>
+                <w:kern w:val="0"/>
+                <w:sz w:val="22"/>
+                <w:szCs w:val="22"/>
+                <w:lang w:eastAsia="es-ES"/>
+                <w14:ligatures w14:val="none"/>
+              </w:rPr>
+              <w:t xml:space="preserve"> (horas/año))</w:t>
             </w:r>
           </w:p>
         </w:tc>
@@ -1089,12 +1102,10 @@
               <w:rPr>
                 <w:rFonts w:ascii="Calibri" w:eastAsia="Times New Roman" w:hAnsi="Calibri" w:cs="Calibri"/>
                 <w:b w:val="0"/>
-                <w:color w:val="000000"/>
-                <w:kern w:val="0"/>
-                <w:sz w:val="22"/>
-                <w:szCs w:val="22"/>
-                <w:lang w:eastAsia="es-ES"/>
-                <w14:ligatures w14:val="none"/>
+                <w:bCs/>
+                <w:iCs/>
+                <w:sz w:val="22"/>
+                <w:szCs w:val="22"/>
               </w:rPr>
             </w:pPr>
             <m:oMathPara>
@@ -1115,6 +1126,9 @@
                   </m:sSubPr>
                   <m:e>
                     <m:r>
+                      <m:rPr>
+                        <m:sty m:val="bi"/>
+                      </m:rPr>
                       <w:rPr>
                         <w:rFonts w:ascii="Cambria Math" w:hAnsi="Cambria Math"/>
                         <w:sz w:val="22"/>
@@ -1125,6 +1139,9 @@
                   </m:e>
                   <m:sub>
                     <m:r>
+                      <m:rPr>
+                        <m:sty m:val="bi"/>
+                      </m:rPr>
                       <w:rPr>
                         <w:rFonts w:ascii="Cambria Math" w:hAnsi="Cambria Math"/>
                         <w:sz w:val="22"/>
@@ -1135,6 +1152,9 @@
                   </m:sub>
                 </m:sSub>
                 <m:r>
+                  <m:rPr>
+                    <m:sty m:val="bi"/>
+                  </m:rPr>
                   <w:rPr>
                     <w:rFonts w:ascii="Cambria Math" w:hAnsi="Cambria Math"/>
                     <w:sz w:val="22"/>
@@ -1158,7 +1178,7 @@
                   <m:fName>
                     <m:r>
                       <m:rPr>
-                        <m:sty m:val="p"/>
+                        <m:sty m:val="b"/>
                       </m:rPr>
                       <w:rPr>
                         <w:rFonts w:ascii="Cambria Math" w:hAnsi="Cambria Math"/>
@@ -1186,20 +1206,15 @@
                       </m:dPr>
                       <m:e>
                         <m:r>
+                          <m:rPr>
+                            <m:sty m:val="bi"/>
+                          </m:rPr>
                           <w:rPr>
                             <w:rFonts w:ascii="Cambria Math" w:hAnsi="Cambria Math"/>
                             <w:sz w:val="22"/>
                             <w:szCs w:val="22"/>
                           </w:rPr>
-                          <m:t>0</m:t>
-                        </m:r>
-                        <m:r>
-                          <w:rPr>
-                            <w:rFonts w:ascii="Cambria Math" w:hAnsi="Cambria Math"/>
-                            <w:sz w:val="22"/>
-                            <w:szCs w:val="22"/>
-                          </w:rPr>
-                          <m:t>,</m:t>
+                          <m:t>0,</m:t>
                         </m:r>
                         <m:f>
                           <m:fPr>
@@ -1232,6 +1247,9 @@
                               </m:sSubPr>
                               <m:e>
                                 <m:r>
+                                  <m:rPr>
+                                    <m:sty m:val="bi"/>
+                                  </m:rPr>
                                   <w:rPr>
                                     <w:rFonts w:ascii="Cambria Math" w:hAnsi="Cambria Math"/>
                                     <w:sz w:val="22"/>
@@ -1242,6 +1260,9 @@
                               </m:e>
                               <m:sub>
                                 <m:r>
+                                  <m:rPr>
+                                    <m:sty m:val="bi"/>
+                                  </m:rPr>
                                   <w:rPr>
                                     <w:rFonts w:ascii="Cambria Math" w:hAnsi="Cambria Math"/>
                                     <w:sz w:val="22"/>
@@ -1252,6 +1273,9 @@
                               </m:sub>
                             </m:sSub>
                             <m:r>
+                              <m:rPr>
+                                <m:sty m:val="bi"/>
+                              </m:rPr>
                               <w:rPr>
                                 <w:rFonts w:ascii="Cambria Math" w:hAnsi="Cambria Math" w:cs="Arial"/>
                                 <w:sz w:val="22"/>
@@ -1260,6 +1284,9 @@
                               <m:t>​</m:t>
                             </m:r>
                             <m:r>
+                              <m:rPr>
+                                <m:sty m:val="bi"/>
+                              </m:rPr>
                               <w:rPr>
                                 <w:rFonts w:ascii="Cambria Math" w:hAnsi="Cambria Math"/>
                                 <w:sz w:val="22"/>
@@ -1283,6 +1310,9 @@
                               </m:sSubPr>
                               <m:e>
                                 <m:r>
+                                  <m:rPr>
+                                    <m:sty m:val="bi"/>
+                                  </m:rPr>
                                   <w:rPr>
                                     <w:rFonts w:ascii="Cambria Math" w:hAnsi="Cambria Math"/>
                                     <w:sz w:val="22"/>
@@ -1293,6 +1323,9 @@
                               </m:e>
                               <m:sub>
                                 <m:r>
+                                  <m:rPr>
+                                    <m:sty m:val="bi"/>
+                                  </m:rPr>
                                   <w:rPr>
                                     <w:rFonts w:ascii="Cambria Math" w:hAnsi="Cambria Math"/>
                                     <w:sz w:val="22"/>
@@ -1301,6 +1334,9 @@
                                   <m:t>conc</m:t>
                                 </m:r>
                                 <m:r>
+                                  <m:rPr>
+                                    <m:sty m:val="bi"/>
+                                  </m:rPr>
                                   <w:rPr>
                                     <w:rFonts w:ascii="Cambria Math" w:hAnsi="Cambria Math" w:cs="Arial"/>
                                     <w:sz w:val="22"/>
@@ -1313,6 +1349,9 @@
                           </m:num>
                           <m:den>
                             <m:r>
+                              <m:rPr>
+                                <m:sty m:val="bi"/>
+                              </m:rPr>
                               <w:rPr>
                                 <w:rFonts w:ascii="Cambria Math" w:hAnsi="Cambria Math"/>
                                 <w:sz w:val="22"/>
@@ -1321,6 +1360,9 @@
                               <m:t>365</m:t>
                             </m:r>
                             <m:r>
+                              <m:rPr>
+                                <m:sty m:val="bi"/>
+                              </m:rPr>
                               <w:rPr>
                                 <w:rFonts w:ascii="Cambria Math" w:hAnsi="Cambria Math" w:cs="Cambria Math"/>
                                 <w:sz w:val="22"/>
@@ -1329,6 +1371,9 @@
                               <m:t>⋅</m:t>
                             </m:r>
                             <m:r>
+                              <m:rPr>
+                                <m:sty m:val="bi"/>
+                              </m:rPr>
                               <w:rPr>
                                 <w:rFonts w:ascii="Cambria Math" w:hAnsi="Cambria Math"/>
                                 <w:sz w:val="22"/>
@@ -1339,6 +1384,9 @@
                           </m:den>
                         </m:f>
                         <m:r>
+                          <m:rPr>
+                            <m:sty m:val="bi"/>
+                          </m:rPr>
                           <w:rPr>
                             <w:rFonts w:ascii="Cambria Math" w:hAnsi="Cambria Math" w:cs="Cambria Math"/>
                             <w:sz w:val="22"/>
@@ -1362,6 +1410,9 @@
                           </m:dPr>
                           <m:e>
                             <m:r>
+                              <m:rPr>
+                                <m:sty m:val="bi"/>
+                              </m:rPr>
                               <w:rPr>
                                 <w:rFonts w:ascii="Cambria Math" w:hAnsi="Cambria Math"/>
                                 <w:sz w:val="22"/>
@@ -1370,6 +1421,9 @@
                               <m:t>HFs</m:t>
                             </m:r>
                             <m:r>
+                              <m:rPr>
+                                <m:sty m:val="bi"/>
+                              </m:rPr>
                               <w:rPr>
                                 <w:rFonts w:ascii="Cambria Math" w:hAnsi="Cambria Math" w:cs="Arial"/>
                                 <w:sz w:val="22"/>
@@ -1378,22 +1432,20 @@
                               <m:t>​</m:t>
                             </m:r>
                             <m:r>
+                              <m:rPr>
+                                <m:sty m:val="bi"/>
+                              </m:rPr>
                               <w:rPr>
                                 <w:rFonts w:ascii="Cambria Math" w:hAnsi="Cambria Math"/>
                                 <w:sz w:val="22"/>
                                 <w:szCs w:val="22"/>
                               </w:rPr>
-                              <m:t>-</m:t>
+                              <m:t>-HFhist</m:t>
                             </m:r>
                             <m:r>
-                              <w:rPr>
-                                <w:rFonts w:ascii="Cambria Math" w:hAnsi="Cambria Math"/>
-                                <w:sz w:val="22"/>
-                                <w:szCs w:val="22"/>
-                              </w:rPr>
-                              <m:t>HFhist</m:t>
-                            </m:r>
-                            <m:r>
+                              <m:rPr>
+                                <m:sty m:val="bi"/>
+                              </m:rPr>
                               <w:rPr>
                                 <w:rFonts w:ascii="Cambria Math" w:hAnsi="Cambria Math" w:cs="Arial"/>
                                 <w:sz w:val="22"/>
@@ -1420,6 +1472,456 @@
               </m:oMath>
             </m:oMathPara>
           </w:p>
+          <w:p>
+            <w:pPr>
+              <w:spacing w:line="360" w:lineRule="auto"/>
+              <w:jc w:val="both"/>
+              <w:rPr>
+                <w:rFonts w:ascii="Calibri" w:eastAsia="Times New Roman" w:hAnsi="Calibri" w:cs="Calibri"/>
+                <w:b w:val="0"/>
+                <w:color w:val="000000"/>
+                <w:kern w:val="0"/>
+                <w:sz w:val="22"/>
+                <w:szCs w:val="22"/>
+                <w:lang w:eastAsia="es-ES"/>
+                <w14:ligatures w14:val="none"/>
+              </w:rPr>
+            </w:pPr>
+          </w:p>
+        </w:tc>
+      </w:tr>
+      <w:tr>
+        <w:trPr>
+          <w:trHeight w:val="2013"/>
+          <w:jc w:val="center"/>
+        </w:trPr>
+        <w:tc>
+          <w:tcPr>
+            <w:tcW w:w="5000" w:type="pct"/>
+            <w:gridSpan w:val="3"/>
+          </w:tcPr>
+          <w:p>
+            <w:pPr>
+              <w:numPr>
+                <w:ilvl w:val="0"/>
+                <w:numId w:val="3"/>
+              </w:numPr>
+              <w:spacing w:line="360" w:lineRule="auto"/>
+              <w:jc w:val="both"/>
+              <w:rPr>
+                <w:rFonts w:ascii="Calibri" w:eastAsia="Times New Roman" w:hAnsi="Calibri" w:cs="Calibri"/>
+                <w:b w:val="0"/>
+                <w:color w:val="000000"/>
+                <w:kern w:val="0"/>
+                <w:sz w:val="22"/>
+                <w:szCs w:val="22"/>
+                <w:lang w:eastAsia="es-ES"/>
+                <w14:ligatures w14:val="none"/>
+              </w:rPr>
+            </w:pPr>
+            <w:proofErr w:type="spellStart"/>
+            <w:r>
+              <w:rPr>
+                <w:rFonts w:ascii="Calibri" w:eastAsia="Times New Roman" w:hAnsi="Calibri" w:cs="Calibri"/>
+                <w:b w:val="0"/>
+                <w:color w:val="000000"/>
+                <w:kern w:val="0"/>
+                <w:sz w:val="22"/>
+                <w:szCs w:val="22"/>
+                <w:lang w:eastAsia="es-ES"/>
+                <w14:ligatures w14:val="none"/>
+              </w:rPr>
+              <w:t>ΔRs</w:t>
+            </w:r>
+            <w:proofErr w:type="spellEnd"/>
+            <w:r>
+              <w:rPr>
+                <w:rFonts w:ascii="Calibri" w:eastAsia="Times New Roman" w:hAnsi="Calibri" w:cs="Calibri"/>
+                <w:b w:val="0"/>
+                <w:color w:val="000000"/>
+                <w:kern w:val="0"/>
+                <w:sz w:val="22"/>
+                <w:szCs w:val="22"/>
+                <w:lang w:eastAsia="es-ES"/>
+                <w14:ligatures w14:val="none"/>
+              </w:rPr>
+              <w:t xml:space="preserve">​: </w:t>
+            </w:r>
+            <w:r>
+              <w:rPr>
+                <w:rFonts w:ascii="Calibri" w:eastAsia="Times New Roman" w:hAnsi="Calibri" w:cs="Calibri"/>
+                <w:bCs/>
+                <w:color w:val="000000"/>
+                <w:kern w:val="0"/>
+                <w:sz w:val="22"/>
+                <w:szCs w:val="22"/>
+                <w:lang w:eastAsia="es-ES"/>
+                <w14:ligatures w14:val="none"/>
+              </w:rPr>
+              <w:t>pérdida de ingresos</w:t>
+            </w:r>
+            <w:r>
+              <w:rPr>
+                <w:rFonts w:ascii="Calibri" w:eastAsia="Times New Roman" w:hAnsi="Calibri" w:cs="Calibri"/>
+                <w:b w:val="0"/>
+                <w:color w:val="000000"/>
+                <w:kern w:val="0"/>
+                <w:sz w:val="22"/>
+                <w:szCs w:val="22"/>
+                <w:lang w:eastAsia="es-ES"/>
+                <w14:ligatures w14:val="none"/>
+              </w:rPr>
+              <w:t xml:space="preserve"> asociada al escenario futuro, expresada en euros. </w:t>
+            </w:r>
+          </w:p>
+          <w:p>
+            <w:pPr>
+              <w:numPr>
+                <w:ilvl w:val="0"/>
+                <w:numId w:val="3"/>
+              </w:numPr>
+              <w:spacing w:line="360" w:lineRule="auto"/>
+              <w:jc w:val="both"/>
+              <w:rPr>
+                <w:rFonts w:ascii="Calibri" w:eastAsia="Times New Roman" w:hAnsi="Calibri" w:cs="Calibri"/>
+                <w:b w:val="0"/>
+                <w:color w:val="000000"/>
+                <w:kern w:val="0"/>
+                <w:sz w:val="22"/>
+                <w:szCs w:val="22"/>
+                <w:lang w:eastAsia="es-ES"/>
+                <w14:ligatures w14:val="none"/>
+              </w:rPr>
+            </w:pPr>
+            <w:proofErr w:type="spellStart"/>
+            <w:r>
+              <w:rPr>
+                <w:rFonts w:ascii="Calibri" w:eastAsia="Times New Roman" w:hAnsi="Calibri" w:cs="Calibri"/>
+                <w:b w:val="0"/>
+                <w:color w:val="000000"/>
+                <w:kern w:val="0"/>
+                <w:sz w:val="22"/>
+                <w:szCs w:val="22"/>
+                <w:lang w:eastAsia="es-ES"/>
+                <w14:ligatures w14:val="none"/>
+              </w:rPr>
+              <w:t>Tport</w:t>
+            </w:r>
+            <w:proofErr w:type="spellEnd"/>
+            <w:r>
+              <w:rPr>
+                <w:rFonts w:ascii="Calibri" w:eastAsia="Times New Roman" w:hAnsi="Calibri" w:cs="Calibri"/>
+                <w:b w:val="0"/>
+                <w:color w:val="000000"/>
+                <w:kern w:val="0"/>
+                <w:sz w:val="22"/>
+                <w:szCs w:val="22"/>
+                <w:lang w:eastAsia="es-ES"/>
+                <w14:ligatures w14:val="none"/>
+              </w:rPr>
+              <w:t>:</w:t>
+            </w:r>
+            <w:r>
+              <w:rPr>
+                <w:rFonts w:ascii="Calibri" w:eastAsia="Times New Roman" w:hAnsi="Calibri" w:cs="Calibri"/>
+                <w:b w:val="0"/>
+                <w:color w:val="000000"/>
+                <w:kern w:val="0"/>
+                <w:sz w:val="22"/>
+                <w:szCs w:val="22"/>
+                <w:lang w:eastAsia="es-ES"/>
+                <w14:ligatures w14:val="none"/>
+              </w:rPr>
+              <w:t xml:space="preserve"> importe anual de las </w:t>
+            </w:r>
+            <w:r>
+              <w:rPr>
+                <w:rFonts w:ascii="Calibri" w:eastAsia="Times New Roman" w:hAnsi="Calibri" w:cs="Calibri"/>
+                <w:bCs/>
+                <w:color w:val="000000"/>
+                <w:kern w:val="0"/>
+                <w:sz w:val="22"/>
+                <w:szCs w:val="22"/>
+                <w:lang w:eastAsia="es-ES"/>
+                <w14:ligatures w14:val="none"/>
+              </w:rPr>
+              <w:t>tasas portuarias efectivamente recaudadas</w:t>
+            </w:r>
+            <w:r>
+              <w:rPr>
+                <w:rFonts w:ascii="Calibri" w:eastAsia="Times New Roman" w:hAnsi="Calibri" w:cs="Calibri"/>
+                <w:b w:val="0"/>
+                <w:color w:val="000000"/>
+                <w:kern w:val="0"/>
+                <w:sz w:val="22"/>
+                <w:szCs w:val="22"/>
+                <w:lang w:eastAsia="es-ES"/>
+                <w14:ligatures w14:val="none"/>
+              </w:rPr>
+              <w:t xml:space="preserve"> asociadas a la actividad de la terminal. </w:t>
+            </w:r>
+          </w:p>
+          <w:p>
+            <w:pPr>
+              <w:numPr>
+                <w:ilvl w:val="0"/>
+                <w:numId w:val="3"/>
+              </w:numPr>
+              <w:spacing w:line="360" w:lineRule="auto"/>
+              <w:jc w:val="both"/>
+              <w:rPr>
+                <w:rFonts w:ascii="Calibri" w:eastAsia="Times New Roman" w:hAnsi="Calibri" w:cs="Calibri"/>
+                <w:b w:val="0"/>
+                <w:color w:val="000000"/>
+                <w:kern w:val="0"/>
+                <w:sz w:val="22"/>
+                <w:szCs w:val="22"/>
+                <w:lang w:eastAsia="es-ES"/>
+                <w14:ligatures w14:val="none"/>
+              </w:rPr>
+            </w:pPr>
+            <w:proofErr w:type="spellStart"/>
+            <w:r>
+              <w:rPr>
+                <w:rFonts w:ascii="Calibri" w:eastAsia="Times New Roman" w:hAnsi="Calibri" w:cs="Calibri"/>
+                <w:b w:val="0"/>
+                <w:color w:val="000000"/>
+                <w:kern w:val="0"/>
+                <w:sz w:val="22"/>
+                <w:szCs w:val="22"/>
+                <w:lang w:eastAsia="es-ES"/>
+                <w14:ligatures w14:val="none"/>
+              </w:rPr>
+              <w:t>Ccon</w:t>
+            </w:r>
+            <w:r>
+              <w:rPr>
+                <w:rFonts w:ascii="Calibri" w:eastAsia="Times New Roman" w:hAnsi="Calibri" w:cs="Calibri"/>
+                <w:b w:val="0"/>
+                <w:color w:val="000000"/>
+                <w:kern w:val="0"/>
+                <w:sz w:val="22"/>
+                <w:szCs w:val="22"/>
+                <w:lang w:eastAsia="es-ES"/>
+                <w14:ligatures w14:val="none"/>
+              </w:rPr>
+              <w:t>c</w:t>
+            </w:r>
+            <w:proofErr w:type="spellEnd"/>
+            <w:r>
+              <w:rPr>
+                <w:rFonts w:ascii="Calibri" w:eastAsia="Times New Roman" w:hAnsi="Calibri" w:cs="Calibri"/>
+                <w:b w:val="0"/>
+                <w:color w:val="000000"/>
+                <w:kern w:val="0"/>
+                <w:sz w:val="22"/>
+                <w:szCs w:val="22"/>
+                <w:lang w:eastAsia="es-ES"/>
+                <w14:ligatures w14:val="none"/>
+              </w:rPr>
+              <w:t xml:space="preserve">​: importe anual de los </w:t>
+            </w:r>
+            <w:r>
+              <w:rPr>
+                <w:rFonts w:ascii="Calibri" w:eastAsia="Times New Roman" w:hAnsi="Calibri" w:cs="Calibri"/>
+                <w:bCs/>
+                <w:color w:val="000000"/>
+                <w:kern w:val="0"/>
+                <w:sz w:val="22"/>
+                <w:szCs w:val="22"/>
+                <w:lang w:eastAsia="es-ES"/>
+                <w14:ligatures w14:val="none"/>
+              </w:rPr>
+              <w:t>cánones concesionales</w:t>
+            </w:r>
+            <w:r>
+              <w:rPr>
+                <w:rFonts w:ascii="Calibri" w:eastAsia="Times New Roman" w:hAnsi="Calibri" w:cs="Calibri"/>
+                <w:b w:val="0"/>
+                <w:color w:val="000000"/>
+                <w:kern w:val="0"/>
+                <w:sz w:val="22"/>
+                <w:szCs w:val="22"/>
+                <w:lang w:eastAsia="es-ES"/>
+                <w14:ligatures w14:val="none"/>
+              </w:rPr>
+              <w:t xml:space="preserve"> asociados a la terminal. </w:t>
+            </w:r>
+          </w:p>
+          <w:p>
+            <w:pPr>
+              <w:numPr>
+                <w:ilvl w:val="0"/>
+                <w:numId w:val="4"/>
+              </w:numPr>
+              <w:spacing w:line="360" w:lineRule="auto"/>
+              <w:jc w:val="both"/>
+              <w:rPr>
+                <w:rFonts w:ascii="Calibri" w:eastAsia="Times New Roman" w:hAnsi="Calibri" w:cs="Calibri"/>
+                <w:b w:val="0"/>
+                <w:color w:val="000000"/>
+                <w:kern w:val="0"/>
+                <w:sz w:val="22"/>
+                <w:szCs w:val="22"/>
+                <w:lang w:eastAsia="es-ES"/>
+                <w14:ligatures w14:val="none"/>
+              </w:rPr>
+            </w:pPr>
+            <w:proofErr w:type="spellStart"/>
+            <w:r>
+              <w:rPr>
+                <w:rFonts w:ascii="Calibri" w:eastAsia="Times New Roman" w:hAnsi="Calibri" w:cs="Calibri"/>
+                <w:b w:val="0"/>
+                <w:color w:val="000000"/>
+                <w:kern w:val="0"/>
+                <w:sz w:val="22"/>
+                <w:szCs w:val="22"/>
+                <w:lang w:eastAsia="es-ES"/>
+                <w14:ligatures w14:val="none"/>
+              </w:rPr>
+              <w:t>HFs</w:t>
+            </w:r>
+            <w:proofErr w:type="spellEnd"/>
+            <w:r>
+              <w:rPr>
+                <w:rFonts w:ascii="Calibri" w:eastAsia="Times New Roman" w:hAnsi="Calibri" w:cs="Calibri"/>
+                <w:b w:val="0"/>
+                <w:color w:val="000000"/>
+                <w:kern w:val="0"/>
+                <w:sz w:val="22"/>
+                <w:szCs w:val="22"/>
+                <w:lang w:eastAsia="es-ES"/>
+                <w14:ligatures w14:val="none"/>
+              </w:rPr>
+              <w:t xml:space="preserve">​: número anual de </w:t>
+            </w:r>
+            <w:r>
+              <w:rPr>
+                <w:rFonts w:ascii="Calibri" w:eastAsia="Times New Roman" w:hAnsi="Calibri" w:cs="Calibri"/>
+                <w:bCs/>
+                <w:color w:val="000000"/>
+                <w:kern w:val="0"/>
+                <w:sz w:val="22"/>
+                <w:szCs w:val="22"/>
+                <w:lang w:eastAsia="es-ES"/>
+                <w14:ligatures w14:val="none"/>
+              </w:rPr>
+              <w:t>horas de inoperatividad</w:t>
+            </w:r>
+            <w:r>
+              <w:rPr>
+                <w:rFonts w:ascii="Calibri" w:eastAsia="Times New Roman" w:hAnsi="Calibri" w:cs="Calibri"/>
+                <w:b w:val="0"/>
+                <w:color w:val="000000"/>
+                <w:kern w:val="0"/>
+                <w:sz w:val="22"/>
+                <w:szCs w:val="22"/>
+                <w:lang w:eastAsia="es-ES"/>
+                <w14:ligatures w14:val="none"/>
+              </w:rPr>
+              <w:t xml:space="preserve"> en el escenario futur</w:t>
+            </w:r>
+            <w:r>
+              <w:rPr>
+                <w:rFonts w:ascii="Calibri" w:eastAsia="Times New Roman" w:hAnsi="Calibri" w:cs="Calibri"/>
+                <w:b w:val="0"/>
+                <w:color w:val="000000"/>
+                <w:kern w:val="0"/>
+                <w:sz w:val="22"/>
+                <w:szCs w:val="22"/>
+                <w:lang w:eastAsia="es-ES"/>
+                <w14:ligatures w14:val="none"/>
+              </w:rPr>
+              <w:t>o</w:t>
+            </w:r>
+            <w:r>
+              <w:rPr>
+                <w:rFonts w:ascii="Calibri" w:eastAsia="Times New Roman" w:hAnsi="Calibri" w:cs="Calibri"/>
+                <w:b w:val="0"/>
+                <w:color w:val="000000"/>
+                <w:kern w:val="0"/>
+                <w:sz w:val="22"/>
+                <w:szCs w:val="22"/>
+                <w:lang w:eastAsia="es-ES"/>
+                <w14:ligatures w14:val="none"/>
+              </w:rPr>
+              <w:t xml:space="preserve">. </w:t>
+            </w:r>
+          </w:p>
+          <w:p>
+            <w:pPr>
+              <w:numPr>
+                <w:ilvl w:val="0"/>
+                <w:numId w:val="4"/>
+              </w:numPr>
+              <w:spacing w:line="360" w:lineRule="auto"/>
+              <w:jc w:val="both"/>
+              <w:rPr>
+                <w:rFonts w:ascii="Calibri" w:eastAsia="Times New Roman" w:hAnsi="Calibri" w:cs="Calibri"/>
+                <w:b w:val="0"/>
+                <w:color w:val="000000"/>
+                <w:kern w:val="0"/>
+                <w:sz w:val="22"/>
+                <w:szCs w:val="22"/>
+                <w:lang w:eastAsia="es-ES"/>
+                <w14:ligatures w14:val="none"/>
+              </w:rPr>
+            </w:pPr>
+            <w:proofErr w:type="spellStart"/>
+            <w:r>
+              <w:rPr>
+                <w:rFonts w:ascii="Calibri" w:eastAsia="Times New Roman" w:hAnsi="Calibri" w:cs="Calibri"/>
+                <w:b w:val="0"/>
+                <w:color w:val="000000"/>
+                <w:kern w:val="0"/>
+                <w:sz w:val="22"/>
+                <w:szCs w:val="22"/>
+                <w:lang w:eastAsia="es-ES"/>
+                <w14:ligatures w14:val="none"/>
+              </w:rPr>
+              <w:t>HFhist</w:t>
+            </w:r>
+            <w:proofErr w:type="spellEnd"/>
+            <w:r>
+              <w:rPr>
+                <w:rFonts w:ascii="Calibri" w:eastAsia="Times New Roman" w:hAnsi="Calibri" w:cs="Calibri"/>
+                <w:b w:val="0"/>
+                <w:color w:val="000000"/>
+                <w:kern w:val="0"/>
+                <w:sz w:val="22"/>
+                <w:szCs w:val="22"/>
+                <w:lang w:eastAsia="es-ES"/>
+                <w14:ligatures w14:val="none"/>
+              </w:rPr>
+              <w:t xml:space="preserve">​: número anual de </w:t>
+            </w:r>
+            <w:r>
+              <w:rPr>
+                <w:rFonts w:ascii="Calibri" w:eastAsia="Times New Roman" w:hAnsi="Calibri" w:cs="Calibri"/>
+                <w:bCs/>
+                <w:color w:val="000000"/>
+                <w:kern w:val="0"/>
+                <w:sz w:val="22"/>
+                <w:szCs w:val="22"/>
+                <w:lang w:eastAsia="es-ES"/>
+                <w14:ligatures w14:val="none"/>
+              </w:rPr>
+              <w:t>horas de inoperatividad</w:t>
+            </w:r>
+            <w:r>
+              <w:rPr>
+                <w:rFonts w:ascii="Calibri" w:eastAsia="Times New Roman" w:hAnsi="Calibri" w:cs="Calibri"/>
+                <w:b w:val="0"/>
+                <w:color w:val="000000"/>
+                <w:kern w:val="0"/>
+                <w:sz w:val="22"/>
+                <w:szCs w:val="22"/>
+                <w:lang w:eastAsia="es-ES"/>
+                <w14:ligatures w14:val="none"/>
+              </w:rPr>
+              <w:t xml:space="preserve"> en el periodo histórico. </w:t>
+            </w:r>
+          </w:p>
         </w:tc>
       </w:tr>
     </w:tbl>
@@ -1443,7 +1945,6 @@
         <w:rPr>
           <w:noProof/>
         </w:rPr>
-        <w:lastRenderedPageBreak/>
         <w:drawing>
           <wp:inline distT="0" distB="0" distL="0" distR="0" wp14:anchorId="20209E9E" wp14:editId="336A2BDB">
             <wp:extent cx="5400040" cy="3613150"/>
@@ -1474,7 +1975,7 @@
                     </pic:cNvPicPr>
                   </pic:nvPicPr>
                   <pic:blipFill>
-                    <a:blip r:embed="rId4"/>
+                    <a:blip r:embed="rId5"/>
                     <a:stretch>
                       <a:fillRect/>
                     </a:stretch>
@@ -1504,6 +2005,619 @@
     </w:sectPr>
   </w:body>
 </w:document>
+</file>
+
+<file path=word/numbering.xml><?xml version="1.0" encoding="utf-8"?>
+<w:numbering xmlns:wpc="http://schemas.microsoft.com/office/word/2010/wordprocessingCanvas" xmlns:cx="http://schemas.microsoft.com/office/drawing/2014/chartex" xmlns:cx1="http://schemas.microsoft.com/office/drawing/2015/9/8/chartex" xmlns:cx2="http://schemas.microsoft.com/office/drawing/2015/10/21/chartex" xmlns:cx3="http://schemas.microsoft.com/office/drawing/2016/5/9/chartex" xmlns:cx4="http://schemas.microsoft.com/office/drawing/2016/5/10/chartex" xmlns:cx5="http://schemas.microsoft.com/office/drawing/2016/5/11/chartex" xmlns:cx6="http://schemas.microsoft.com/office/drawing/2016/5/12/chartex" xmlns:cx7="http://schemas.microsoft.com/office/drawing/2016/5/13/chartex" xmlns:cx8="http://schemas.microsoft.com/office/drawing/2016/5/14/chartex" xmlns:mc="http://schemas.openxmlformats.org/markup-compatibility/2006" xmlns:aink="http://schemas.microsoft.com/office/drawing/2016/ink" xmlns:am3d="http://schemas.microsoft.com/office/drawing/2017/model3d" xmlns:o="urn:schemas-microsoft-com:office:office" xmlns:oel="http://schemas.microsoft.com/office/2019/extlst" xmlns:r="http://schemas.openxmlformats.org/officeDocument/2006/relationships" xmlns:m="http://schemas.openxmlformats.org/officeDocument/2006/math" xmlns:v="urn:schemas-microsoft-com:vml" xmlns:wp14="http://schemas.microsoft.com/office/word/2010/wordprocessingDrawing" xmlns:wp="http://schemas.openxmlformats.org/drawingml/2006/wordprocessingDrawing" xmlns:w10="urn:schemas-microsoft-com:office:word" xmlns:w="http://schemas.openxmlformats.org/wordprocessingml/2006/main" xmlns:w14="http://schemas.microsoft.com/office/word/2010/wordml" xmlns:w15="http://schemas.microsoft.com/office/word/2012/wordml" xmlns:w16cex="http://schemas.microsoft.com/office/word/2018/wordml/cex" xmlns:w16cid="http://schemas.microsoft.com/office/word/2016/wordml/cid" xmlns:w16="http://schemas.microsoft.com/office/word/2018/wordml" xmlns:w16sdtdh="http://schemas.microsoft.com/office/word/2020/wordml/sdtdatahash" xmlns:w16se="http://schemas.microsoft.com/office/word/2015/wordml/symex" xmlns:wpg="http://schemas.microsoft.com/office/word/2010/wordprocessingGroup" xmlns:wpi="http://schemas.microsoft.com/office/word/2010/wordprocessingInk" xmlns:wne="http://schemas.microsoft.com/office/word/2006/wordml" xmlns:wps="http://schemas.microsoft.com/office/word/2010/wordprocessingShape" mc:Ignorable="w14 w15 w16se w16cid w16 w16cex w16sdtdh wp14">
+  <w:abstractNum w:abstractNumId="0" w15:restartNumberingAfterBreak="0">
+    <w:nsid w:val="145D701F"/>
+    <w:multiLevelType w:val="multilevel"/>
+    <w:tmpl w:val="27809DF8"/>
+    <w:lvl w:ilvl="0">
+      <w:start w:val="1"/>
+      <w:numFmt w:val="bullet"/>
+      <w:lvlText w:val=""/>
+      <w:lvlJc w:val="left"/>
+      <w:pPr>
+        <w:tabs>
+          <w:tab w:val="num" w:pos="720"/>
+        </w:tabs>
+        <w:ind w:left="720" w:hanging="360"/>
+      </w:pPr>
+      <w:rPr>
+        <w:rFonts w:ascii="Symbol" w:hAnsi="Symbol" w:hint="default"/>
+        <w:sz w:val="20"/>
+      </w:rPr>
+    </w:lvl>
+    <w:lvl w:ilvl="1" w:tentative="1">
+      <w:start w:val="1"/>
+      <w:numFmt w:val="bullet"/>
+      <w:lvlText w:val="o"/>
+      <w:lvlJc w:val="left"/>
+      <w:pPr>
+        <w:tabs>
+          <w:tab w:val="num" w:pos="1440"/>
+        </w:tabs>
+        <w:ind w:left="1440" w:hanging="360"/>
+      </w:pPr>
+      <w:rPr>
+        <w:rFonts w:ascii="Courier New" w:hAnsi="Courier New" w:hint="default"/>
+        <w:sz w:val="20"/>
+      </w:rPr>
+    </w:lvl>
+    <w:lvl w:ilvl="2" w:tentative="1">
+      <w:start w:val="1"/>
+      <w:numFmt w:val="bullet"/>
+      <w:lvlText w:val=""/>
+      <w:lvlJc w:val="left"/>
+      <w:pPr>
+        <w:tabs>
+          <w:tab w:val="num" w:pos="2160"/>
+        </w:tabs>
+        <w:ind w:left="2160" w:hanging="360"/>
+      </w:pPr>
+      <w:rPr>
+        <w:rFonts w:ascii="Wingdings" w:hAnsi="Wingdings" w:hint="default"/>
+        <w:sz w:val="20"/>
+      </w:rPr>
+    </w:lvl>
+    <w:lvl w:ilvl="3" w:tentative="1">
+      <w:start w:val="1"/>
+      <w:numFmt w:val="bullet"/>
+      <w:lvlText w:val=""/>
+      <w:lvlJc w:val="left"/>
+      <w:pPr>
+        <w:tabs>
+          <w:tab w:val="num" w:pos="2880"/>
+        </w:tabs>
+        <w:ind w:left="2880" w:hanging="360"/>
+      </w:pPr>
+      <w:rPr>
+        <w:rFonts w:ascii="Wingdings" w:hAnsi="Wingdings" w:hint="default"/>
+        <w:sz w:val="20"/>
+      </w:rPr>
+    </w:lvl>
+    <w:lvl w:ilvl="4" w:tentative="1">
+      <w:start w:val="1"/>
+      <w:numFmt w:val="bullet"/>
+      <w:lvlText w:val=""/>
+      <w:lvlJc w:val="left"/>
+      <w:pPr>
+        <w:tabs>
+          <w:tab w:val="num" w:pos="3600"/>
+        </w:tabs>
+        <w:ind w:left="3600" w:hanging="360"/>
+      </w:pPr>
+      <w:rPr>
+        <w:rFonts w:ascii="Wingdings" w:hAnsi="Wingdings" w:hint="default"/>
+        <w:sz w:val="20"/>
+      </w:rPr>
+    </w:lvl>
+    <w:lvl w:ilvl="5" w:tentative="1">
+      <w:start w:val="1"/>
+      <w:numFmt w:val="bullet"/>
+      <w:lvlText w:val=""/>
+      <w:lvlJc w:val="left"/>
+      <w:pPr>
+        <w:tabs>
+          <w:tab w:val="num" w:pos="4320"/>
+        </w:tabs>
+        <w:ind w:left="4320" w:hanging="360"/>
+      </w:pPr>
+      <w:rPr>
+        <w:rFonts w:ascii="Wingdings" w:hAnsi="Wingdings" w:hint="default"/>
+        <w:sz w:val="20"/>
+      </w:rPr>
+    </w:lvl>
+    <w:lvl w:ilvl="6" w:tentative="1">
+      <w:start w:val="1"/>
+      <w:numFmt w:val="bullet"/>
+      <w:lvlText w:val=""/>
+      <w:lvlJc w:val="left"/>
+      <w:pPr>
+        <w:tabs>
+          <w:tab w:val="num" w:pos="5040"/>
+        </w:tabs>
+        <w:ind w:left="5040" w:hanging="360"/>
+      </w:pPr>
+      <w:rPr>
+        <w:rFonts w:ascii="Wingdings" w:hAnsi="Wingdings" w:hint="default"/>
+        <w:sz w:val="20"/>
+      </w:rPr>
+    </w:lvl>
+    <w:lvl w:ilvl="7" w:tentative="1">
+      <w:start w:val="1"/>
+      <w:numFmt w:val="bullet"/>
+      <w:lvlText w:val=""/>
+      <w:lvlJc w:val="left"/>
+      <w:pPr>
+        <w:tabs>
+          <w:tab w:val="num" w:pos="5760"/>
+        </w:tabs>
+        <w:ind w:left="5760" w:hanging="360"/>
+      </w:pPr>
+      <w:rPr>
+        <w:rFonts w:ascii="Wingdings" w:hAnsi="Wingdings" w:hint="default"/>
+        <w:sz w:val="20"/>
+      </w:rPr>
+    </w:lvl>
+    <w:lvl w:ilvl="8" w:tentative="1">
+      <w:start w:val="1"/>
+      <w:numFmt w:val="bullet"/>
+      <w:lvlText w:val=""/>
+      <w:lvlJc w:val="left"/>
+      <w:pPr>
+        <w:tabs>
+          <w:tab w:val="num" w:pos="6480"/>
+        </w:tabs>
+        <w:ind w:left="6480" w:hanging="360"/>
+      </w:pPr>
+      <w:rPr>
+        <w:rFonts w:ascii="Wingdings" w:hAnsi="Wingdings" w:hint="default"/>
+        <w:sz w:val="20"/>
+      </w:rPr>
+    </w:lvl>
+  </w:abstractNum>
+  <w:abstractNum w:abstractNumId="1" w15:restartNumberingAfterBreak="0">
+    <w:nsid w:val="42C66CB7"/>
+    <w:multiLevelType w:val="multilevel"/>
+    <w:tmpl w:val="DFE02080"/>
+    <w:lvl w:ilvl="0">
+      <w:start w:val="1"/>
+      <w:numFmt w:val="bullet"/>
+      <w:lvlText w:val=""/>
+      <w:lvlJc w:val="left"/>
+      <w:pPr>
+        <w:tabs>
+          <w:tab w:val="num" w:pos="720"/>
+        </w:tabs>
+        <w:ind w:left="720" w:hanging="360"/>
+      </w:pPr>
+      <w:rPr>
+        <w:rFonts w:ascii="Symbol" w:hAnsi="Symbol" w:hint="default"/>
+        <w:sz w:val="20"/>
+      </w:rPr>
+    </w:lvl>
+    <w:lvl w:ilvl="1" w:tentative="1">
+      <w:start w:val="1"/>
+      <w:numFmt w:val="bullet"/>
+      <w:lvlText w:val="o"/>
+      <w:lvlJc w:val="left"/>
+      <w:pPr>
+        <w:tabs>
+          <w:tab w:val="num" w:pos="1440"/>
+        </w:tabs>
+        <w:ind w:left="1440" w:hanging="360"/>
+      </w:pPr>
+      <w:rPr>
+        <w:rFonts w:ascii="Courier New" w:hAnsi="Courier New" w:hint="default"/>
+        <w:sz w:val="20"/>
+      </w:rPr>
+    </w:lvl>
+    <w:lvl w:ilvl="2" w:tentative="1">
+      <w:start w:val="1"/>
+      <w:numFmt w:val="bullet"/>
+      <w:lvlText w:val=""/>
+      <w:lvlJc w:val="left"/>
+      <w:pPr>
+        <w:tabs>
+          <w:tab w:val="num" w:pos="2160"/>
+        </w:tabs>
+        <w:ind w:left="2160" w:hanging="360"/>
+      </w:pPr>
+      <w:rPr>
+        <w:rFonts w:ascii="Wingdings" w:hAnsi="Wingdings" w:hint="default"/>
+        <w:sz w:val="20"/>
+      </w:rPr>
+    </w:lvl>
+    <w:lvl w:ilvl="3" w:tentative="1">
+      <w:start w:val="1"/>
+      <w:numFmt w:val="bullet"/>
+      <w:lvlText w:val=""/>
+      <w:lvlJc w:val="left"/>
+      <w:pPr>
+        <w:tabs>
+          <w:tab w:val="num" w:pos="2880"/>
+        </w:tabs>
+        <w:ind w:left="2880" w:hanging="360"/>
+      </w:pPr>
+      <w:rPr>
+        <w:rFonts w:ascii="Wingdings" w:hAnsi="Wingdings" w:hint="default"/>
+        <w:sz w:val="20"/>
+      </w:rPr>
+    </w:lvl>
+    <w:lvl w:ilvl="4" w:tentative="1">
+      <w:start w:val="1"/>
+      <w:numFmt w:val="bullet"/>
+      <w:lvlText w:val=""/>
+      <w:lvlJc w:val="left"/>
+      <w:pPr>
+        <w:tabs>
+          <w:tab w:val="num" w:pos="3600"/>
+        </w:tabs>
+        <w:ind w:left="3600" w:hanging="360"/>
+      </w:pPr>
+      <w:rPr>
+        <w:rFonts w:ascii="Wingdings" w:hAnsi="Wingdings" w:hint="default"/>
+        <w:sz w:val="20"/>
+      </w:rPr>
+    </w:lvl>
+    <w:lvl w:ilvl="5" w:tentative="1">
+      <w:start w:val="1"/>
+      <w:numFmt w:val="bullet"/>
+      <w:lvlText w:val=""/>
+      <w:lvlJc w:val="left"/>
+      <w:pPr>
+        <w:tabs>
+          <w:tab w:val="num" w:pos="4320"/>
+        </w:tabs>
+        <w:ind w:left="4320" w:hanging="360"/>
+      </w:pPr>
+      <w:rPr>
+        <w:rFonts w:ascii="Wingdings" w:hAnsi="Wingdings" w:hint="default"/>
+        <w:sz w:val="20"/>
+      </w:rPr>
+    </w:lvl>
+    <w:lvl w:ilvl="6" w:tentative="1">
+      <w:start w:val="1"/>
+      <w:numFmt w:val="bullet"/>
+      <w:lvlText w:val=""/>
+      <w:lvlJc w:val="left"/>
+      <w:pPr>
+        <w:tabs>
+          <w:tab w:val="num" w:pos="5040"/>
+        </w:tabs>
+        <w:ind w:left="5040" w:hanging="360"/>
+      </w:pPr>
+      <w:rPr>
+        <w:rFonts w:ascii="Wingdings" w:hAnsi="Wingdings" w:hint="default"/>
+        <w:sz w:val="20"/>
+      </w:rPr>
+    </w:lvl>
+    <w:lvl w:ilvl="7" w:tentative="1">
+      <w:start w:val="1"/>
+      <w:numFmt w:val="bullet"/>
+      <w:lvlText w:val=""/>
+      <w:lvlJc w:val="left"/>
+      <w:pPr>
+        <w:tabs>
+          <w:tab w:val="num" w:pos="5760"/>
+        </w:tabs>
+        <w:ind w:left="5760" w:hanging="360"/>
+      </w:pPr>
+      <w:rPr>
+        <w:rFonts w:ascii="Wingdings" w:hAnsi="Wingdings" w:hint="default"/>
+        <w:sz w:val="20"/>
+      </w:rPr>
+    </w:lvl>
+    <w:lvl w:ilvl="8" w:tentative="1">
+      <w:start w:val="1"/>
+      <w:numFmt w:val="bullet"/>
+      <w:lvlText w:val=""/>
+      <w:lvlJc w:val="left"/>
+      <w:pPr>
+        <w:tabs>
+          <w:tab w:val="num" w:pos="6480"/>
+        </w:tabs>
+        <w:ind w:left="6480" w:hanging="360"/>
+      </w:pPr>
+      <w:rPr>
+        <w:rFonts w:ascii="Wingdings" w:hAnsi="Wingdings" w:hint="default"/>
+        <w:sz w:val="20"/>
+      </w:rPr>
+    </w:lvl>
+  </w:abstractNum>
+  <w:abstractNum w:abstractNumId="2" w15:restartNumberingAfterBreak="0">
+    <w:nsid w:val="574709EE"/>
+    <w:multiLevelType w:val="multilevel"/>
+    <w:tmpl w:val="2DC09C22"/>
+    <w:lvl w:ilvl="0">
+      <w:start w:val="1"/>
+      <w:numFmt w:val="bullet"/>
+      <w:lvlText w:val=""/>
+      <w:lvlJc w:val="left"/>
+      <w:pPr>
+        <w:tabs>
+          <w:tab w:val="num" w:pos="720"/>
+        </w:tabs>
+        <w:ind w:left="720" w:hanging="360"/>
+      </w:pPr>
+      <w:rPr>
+        <w:rFonts w:ascii="Symbol" w:hAnsi="Symbol" w:hint="default"/>
+        <w:sz w:val="20"/>
+      </w:rPr>
+    </w:lvl>
+    <w:lvl w:ilvl="1" w:tentative="1">
+      <w:start w:val="1"/>
+      <w:numFmt w:val="bullet"/>
+      <w:lvlText w:val="o"/>
+      <w:lvlJc w:val="left"/>
+      <w:pPr>
+        <w:tabs>
+          <w:tab w:val="num" w:pos="1440"/>
+        </w:tabs>
+        <w:ind w:left="1440" w:hanging="360"/>
+      </w:pPr>
+      <w:rPr>
+        <w:rFonts w:ascii="Courier New" w:hAnsi="Courier New" w:hint="default"/>
+        <w:sz w:val="20"/>
+      </w:rPr>
+    </w:lvl>
+    <w:lvl w:ilvl="2" w:tentative="1">
+      <w:start w:val="1"/>
+      <w:numFmt w:val="bullet"/>
+      <w:lvlText w:val=""/>
+      <w:lvlJc w:val="left"/>
+      <w:pPr>
+        <w:tabs>
+          <w:tab w:val="num" w:pos="2160"/>
+        </w:tabs>
+        <w:ind w:left="2160" w:hanging="360"/>
+      </w:pPr>
+      <w:rPr>
+        <w:rFonts w:ascii="Wingdings" w:hAnsi="Wingdings" w:hint="default"/>
+        <w:sz w:val="20"/>
+      </w:rPr>
+    </w:lvl>
+    <w:lvl w:ilvl="3" w:tentative="1">
+      <w:start w:val="1"/>
+      <w:numFmt w:val="bullet"/>
+      <w:lvlText w:val=""/>
+      <w:lvlJc w:val="left"/>
+      <w:pPr>
+        <w:tabs>
+          <w:tab w:val="num" w:pos="2880"/>
+        </w:tabs>
+        <w:ind w:left="2880" w:hanging="360"/>
+      </w:pPr>
+      <w:rPr>
+        <w:rFonts w:ascii="Wingdings" w:hAnsi="Wingdings" w:hint="default"/>
+        <w:sz w:val="20"/>
+      </w:rPr>
+    </w:lvl>
+    <w:lvl w:ilvl="4" w:tentative="1">
+      <w:start w:val="1"/>
+      <w:numFmt w:val="bullet"/>
+      <w:lvlText w:val=""/>
+      <w:lvlJc w:val="left"/>
+      <w:pPr>
+        <w:tabs>
+          <w:tab w:val="num" w:pos="3600"/>
+        </w:tabs>
+        <w:ind w:left="3600" w:hanging="360"/>
+      </w:pPr>
+      <w:rPr>
+        <w:rFonts w:ascii="Wingdings" w:hAnsi="Wingdings" w:hint="default"/>
+        <w:sz w:val="20"/>
+      </w:rPr>
+    </w:lvl>
+    <w:lvl w:ilvl="5" w:tentative="1">
+      <w:start w:val="1"/>
+      <w:numFmt w:val="bullet"/>
+      <w:lvlText w:val=""/>
+      <w:lvlJc w:val="left"/>
+      <w:pPr>
+        <w:tabs>
+          <w:tab w:val="num" w:pos="4320"/>
+        </w:tabs>
+        <w:ind w:left="4320" w:hanging="360"/>
+      </w:pPr>
+      <w:rPr>
+        <w:rFonts w:ascii="Wingdings" w:hAnsi="Wingdings" w:hint="default"/>
+        <w:sz w:val="20"/>
+      </w:rPr>
+    </w:lvl>
+    <w:lvl w:ilvl="6" w:tentative="1">
+      <w:start w:val="1"/>
+      <w:numFmt w:val="bullet"/>
+      <w:lvlText w:val=""/>
+      <w:lvlJc w:val="left"/>
+      <w:pPr>
+        <w:tabs>
+          <w:tab w:val="num" w:pos="5040"/>
+        </w:tabs>
+        <w:ind w:left="5040" w:hanging="360"/>
+      </w:pPr>
+      <w:rPr>
+        <w:rFonts w:ascii="Wingdings" w:hAnsi="Wingdings" w:hint="default"/>
+        <w:sz w:val="20"/>
+      </w:rPr>
+    </w:lvl>
+    <w:lvl w:ilvl="7" w:tentative="1">
+      <w:start w:val="1"/>
+      <w:numFmt w:val="bullet"/>
+      <w:lvlText w:val=""/>
+      <w:lvlJc w:val="left"/>
+      <w:pPr>
+        <w:tabs>
+          <w:tab w:val="num" w:pos="5760"/>
+        </w:tabs>
+        <w:ind w:left="5760" w:hanging="360"/>
+      </w:pPr>
+      <w:rPr>
+        <w:rFonts w:ascii="Wingdings" w:hAnsi="Wingdings" w:hint="default"/>
+        <w:sz w:val="20"/>
+      </w:rPr>
+    </w:lvl>
+    <w:lvl w:ilvl="8" w:tentative="1">
+      <w:start w:val="1"/>
+      <w:numFmt w:val="bullet"/>
+      <w:lvlText w:val=""/>
+      <w:lvlJc w:val="left"/>
+      <w:pPr>
+        <w:tabs>
+          <w:tab w:val="num" w:pos="6480"/>
+        </w:tabs>
+        <w:ind w:left="6480" w:hanging="360"/>
+      </w:pPr>
+      <w:rPr>
+        <w:rFonts w:ascii="Wingdings" w:hAnsi="Wingdings" w:hint="default"/>
+        <w:sz w:val="20"/>
+      </w:rPr>
+    </w:lvl>
+  </w:abstractNum>
+  <w:abstractNum w:abstractNumId="3" w15:restartNumberingAfterBreak="0">
+    <w:nsid w:val="727E1EB8"/>
+    <w:multiLevelType w:val="multilevel"/>
+    <w:tmpl w:val="5100CCDC"/>
+    <w:lvl w:ilvl="0">
+      <w:start w:val="1"/>
+      <w:numFmt w:val="bullet"/>
+      <w:lvlText w:val=""/>
+      <w:lvlJc w:val="left"/>
+      <w:pPr>
+        <w:tabs>
+          <w:tab w:val="num" w:pos="720"/>
+        </w:tabs>
+        <w:ind w:left="720" w:hanging="360"/>
+      </w:pPr>
+      <w:rPr>
+        <w:rFonts w:ascii="Symbol" w:hAnsi="Symbol" w:hint="default"/>
+        <w:sz w:val="20"/>
+      </w:rPr>
+    </w:lvl>
+    <w:lvl w:ilvl="1" w:tentative="1">
+      <w:start w:val="1"/>
+      <w:numFmt w:val="bullet"/>
+      <w:lvlText w:val="o"/>
+      <w:lvlJc w:val="left"/>
+      <w:pPr>
+        <w:tabs>
+          <w:tab w:val="num" w:pos="1440"/>
+        </w:tabs>
+        <w:ind w:left="1440" w:hanging="360"/>
+      </w:pPr>
+      <w:rPr>
+        <w:rFonts w:ascii="Courier New" w:hAnsi="Courier New" w:hint="default"/>
+        <w:sz w:val="20"/>
+      </w:rPr>
+    </w:lvl>
+    <w:lvl w:ilvl="2" w:tentative="1">
+      <w:start w:val="1"/>
+      <w:numFmt w:val="bullet"/>
+      <w:lvlText w:val=""/>
+      <w:lvlJc w:val="left"/>
+      <w:pPr>
+        <w:tabs>
+          <w:tab w:val="num" w:pos="2160"/>
+        </w:tabs>
+        <w:ind w:left="2160" w:hanging="360"/>
+      </w:pPr>
+      <w:rPr>
+        <w:rFonts w:ascii="Wingdings" w:hAnsi="Wingdings" w:hint="default"/>
+        <w:sz w:val="20"/>
+      </w:rPr>
+    </w:lvl>
+    <w:lvl w:ilvl="3" w:tentative="1">
+      <w:start w:val="1"/>
+      <w:numFmt w:val="bullet"/>
+      <w:lvlText w:val=""/>
+      <w:lvlJc w:val="left"/>
+      <w:pPr>
+        <w:tabs>
+          <w:tab w:val="num" w:pos="2880"/>
+        </w:tabs>
+        <w:ind w:left="2880" w:hanging="360"/>
+      </w:pPr>
+      <w:rPr>
+        <w:rFonts w:ascii="Wingdings" w:hAnsi="Wingdings" w:hint="default"/>
+        <w:sz w:val="20"/>
+      </w:rPr>
+    </w:lvl>
+    <w:lvl w:ilvl="4" w:tentative="1">
+      <w:start w:val="1"/>
+      <w:numFmt w:val="bullet"/>
+      <w:lvlText w:val=""/>
+      <w:lvlJc w:val="left"/>
+      <w:pPr>
+        <w:tabs>
+          <w:tab w:val="num" w:pos="3600"/>
+        </w:tabs>
+        <w:ind w:left="3600" w:hanging="360"/>
+      </w:pPr>
+      <w:rPr>
+        <w:rFonts w:ascii="Wingdings" w:hAnsi="Wingdings" w:hint="default"/>
+        <w:sz w:val="20"/>
+      </w:rPr>
+    </w:lvl>
+    <w:lvl w:ilvl="5" w:tentative="1">
+      <w:start w:val="1"/>
+      <w:numFmt w:val="bullet"/>
+      <w:lvlText w:val=""/>
+      <w:lvlJc w:val="left"/>
+      <w:pPr>
+        <w:tabs>
+          <w:tab w:val="num" w:pos="4320"/>
+        </w:tabs>
+        <w:ind w:left="4320" w:hanging="360"/>
+      </w:pPr>
+      <w:rPr>
+        <w:rFonts w:ascii="Wingdings" w:hAnsi="Wingdings" w:hint="default"/>
+        <w:sz w:val="20"/>
+      </w:rPr>
+    </w:lvl>
+    <w:lvl w:ilvl="6" w:tentative="1">
+      <w:start w:val="1"/>
+      <w:numFmt w:val="bullet"/>
+      <w:lvlText w:val=""/>
+      <w:lvlJc w:val="left"/>
+      <w:pPr>
+        <w:tabs>
+          <w:tab w:val="num" w:pos="5040"/>
+        </w:tabs>
+        <w:ind w:left="5040" w:hanging="360"/>
+      </w:pPr>
+      <w:rPr>
+        <w:rFonts w:ascii="Wingdings" w:hAnsi="Wingdings" w:hint="default"/>
+        <w:sz w:val="20"/>
+      </w:rPr>
+    </w:lvl>
+    <w:lvl w:ilvl="7" w:tentative="1">
+      <w:start w:val="1"/>
+      <w:numFmt w:val="bullet"/>
+      <w:lvlText w:val=""/>
+      <w:lvlJc w:val="left"/>
+      <w:pPr>
+        <w:tabs>
+          <w:tab w:val="num" w:pos="5760"/>
+        </w:tabs>
+        <w:ind w:left="5760" w:hanging="360"/>
+      </w:pPr>
+      <w:rPr>
+        <w:rFonts w:ascii="Wingdings" w:hAnsi="Wingdings" w:hint="default"/>
+        <w:sz w:val="20"/>
+      </w:rPr>
+    </w:lvl>
+    <w:lvl w:ilvl="8" w:tentative="1">
+      <w:start w:val="1"/>
+      <w:numFmt w:val="bullet"/>
+      <w:lvlText w:val=""/>
+      <w:lvlJc w:val="left"/>
+      <w:pPr>
+        <w:tabs>
+          <w:tab w:val="num" w:pos="6480"/>
+        </w:tabs>
+        <w:ind w:left="6480" w:hanging="360"/>
+      </w:pPr>
+      <w:rPr>
+        <w:rFonts w:ascii="Wingdings" w:hAnsi="Wingdings" w:hint="default"/>
+        <w:sz w:val="20"/>
+      </w:rPr>
+    </w:lvl>
+  </w:abstractNum>
+  <w:num w:numId="1" w16cid:durableId="747656854">
+    <w:abstractNumId w:val="2"/>
+  </w:num>
+  <w:num w:numId="2" w16cid:durableId="1295480774">
+    <w:abstractNumId w:val="3"/>
+  </w:num>
+  <w:num w:numId="3" w16cid:durableId="642196051">
+    <w:abstractNumId w:val="1"/>
+  </w:num>
+  <w:num w:numId="4" w16cid:durableId="1886529043">
+    <w:abstractNumId w:val="0"/>
+  </w:num>
+</w:numbering>
 </file>
 
 <file path=word/styles.xml><?xml version="1.0" encoding="utf-8"?>
@@ -2108,7 +3222,6 @@
   <w:style w:type="character" w:default="1" w:styleId="Fuentedeprrafopredeter">
     <w:name w:val="Default Paragraph Font"/>
     <w:uiPriority w:val="1"/>
-    <w:semiHidden/>
     <w:unhideWhenUsed/>
   </w:style>
   <w:style w:type="table" w:default="1" w:styleId="Tablanormal">

--- a/Fichas/PI FALTA DE FRANCOBORDO.docx
+++ b/Fichas/PI FALTA DE FRANCOBORDO.docx
@@ -51,7 +51,59 @@
                 <w:lang w:eastAsia="es-ES"/>
                 <w14:ligatures w14:val="none"/>
               </w:rPr>
-              <w:t>PI (ELO): PERDIDA D EINGRESO POR INTERRUPCIÓN OPERATIVA DEBIDO A LA FALTA DE FRANCOBORDO MÍNIMO OPERATIVO</w:t>
+              <w:t>PI (ELO): PERDIDA DE</w:t>
+            </w:r>
+            <w:r>
+              <w:rPr>
+                <w:rFonts w:ascii="Calibri" w:eastAsia="Times New Roman" w:hAnsi="Calibri" w:cs="Calibri"/>
+                <w:bCs/>
+                <w:kern w:val="0"/>
+                <w:sz w:val="24"/>
+                <w:szCs w:val="24"/>
+                <w:u w:val="single"/>
+                <w:lang w:eastAsia="es-ES"/>
+                <w14:ligatures w14:val="none"/>
+              </w:rPr>
+              <w:t xml:space="preserve"> </w:t>
+            </w:r>
+            <w:r>
+              <w:rPr>
+                <w:rFonts w:ascii="Calibri" w:eastAsia="Times New Roman" w:hAnsi="Calibri" w:cs="Calibri"/>
+                <w:bCs/>
+                <w:kern w:val="0"/>
+                <w:sz w:val="24"/>
+                <w:szCs w:val="24"/>
+                <w:u w:val="single"/>
+                <w:lang w:eastAsia="es-ES"/>
+                <w14:ligatures w14:val="none"/>
+              </w:rPr>
+              <w:t xml:space="preserve">INGRESO DEBIDO </w:t>
+            </w:r>
+            <w:r>
+              <w:rPr>
+                <w:rFonts w:ascii="Calibri" w:eastAsia="Times New Roman" w:hAnsi="Calibri" w:cs="Calibri"/>
+                <w:bCs/>
+                <w:kern w:val="0"/>
+                <w:sz w:val="24"/>
+                <w:szCs w:val="24"/>
+                <w:u w:val="single"/>
+                <w:lang w:eastAsia="es-ES"/>
+                <w14:ligatures w14:val="none"/>
+              </w:rPr>
+              <w:t>A LA INDISPONIBILIDAD</w:t>
+            </w:r>
+            <w:r>
+              <w:rPr>
+                <w:rFonts w:ascii="Calibri" w:eastAsia="Times New Roman" w:hAnsi="Calibri" w:cs="Calibri"/>
+                <w:bCs/>
+                <w:kern w:val="0"/>
+                <w:sz w:val="24"/>
+                <w:szCs w:val="24"/>
+                <w:u w:val="single"/>
+                <w:lang w:eastAsia="es-ES"/>
+                <w14:ligatures w14:val="none"/>
+              </w:rPr>
+              <w:t xml:space="preserve"> DE FRANCOBORDO MÍNIMO OPERATIVO</w:t>
             </w:r>
           </w:p>
         </w:tc>
@@ -373,7 +425,33 @@
                 <w:lang w:eastAsia="es-ES"/>
                 <w14:ligatures w14:val="none"/>
               </w:rPr>
-              <w:t>Variables físicas: Cota de explanada del muelle (</w:t>
+              <w:t xml:space="preserve">Variables físicas: </w:t>
+            </w:r>
+            <w:r>
+              <w:rPr>
+                <w:rFonts w:ascii="Calibri" w:eastAsia="Times New Roman" w:hAnsi="Calibri" w:cs="Calibri"/>
+                <w:b w:val="0"/>
+                <w:color w:val="000000"/>
+                <w:kern w:val="0"/>
+                <w:sz w:val="22"/>
+                <w:szCs w:val="22"/>
+                <w:lang w:eastAsia="es-ES"/>
+                <w14:ligatures w14:val="none"/>
+              </w:rPr>
+              <w:t xml:space="preserve">Batimetría, </w:t>
+            </w:r>
+            <w:r>
+              <w:rPr>
+                <w:rFonts w:ascii="Calibri" w:eastAsia="Times New Roman" w:hAnsi="Calibri" w:cs="Calibri"/>
+                <w:b w:val="0"/>
+                <w:color w:val="000000"/>
+                <w:kern w:val="0"/>
+                <w:sz w:val="22"/>
+                <w:szCs w:val="22"/>
+                <w:lang w:eastAsia="es-ES"/>
+                <w14:ligatures w14:val="none"/>
+              </w:rPr>
+              <w:t>Cota de explanada del muelle (</w:t>
             </w:r>
             <w:proofErr w:type="spellStart"/>
             <w:r>
@@ -1940,13 +2018,14 @@
     <w:p/>
     <w:p/>
     <w:p/>
+    <w:p/>
     <w:p>
       <w:r>
         <w:rPr>
           <w:noProof/>
         </w:rPr>
         <w:drawing>
-          <wp:inline distT="0" distB="0" distL="0" distR="0" wp14:anchorId="20209E9E" wp14:editId="336A2BDB">
+          <wp:inline distT="0" distB="0" distL="0" distR="0" wp14:anchorId="1AB6D573" wp14:editId="4B3C47D2">
             <wp:extent cx="5400040" cy="3613150"/>
             <wp:effectExtent l="0" t="0" r="0" b="6350"/>
             <wp:docPr id="6" name="Imagen 5">
@@ -1996,7 +2075,6 @@
         </w:drawing>
       </w:r>
     </w:p>
-    <w:p/>
     <w:sectPr>
       <w:pgSz w:w="11906" w:h="16838"/>
       <w:pgMar w:top="1417" w:right="1701" w:bottom="1417" w:left="1701" w:header="708" w:footer="708" w:gutter="0"/>
@@ -3222,6 +3300,7 @@
   <w:style w:type="character" w:default="1" w:styleId="Fuentedeprrafopredeter">
     <w:name w:val="Default Paragraph Font"/>
     <w:uiPriority w:val="1"/>
+    <w:semiHidden/>
     <w:unhideWhenUsed/>
   </w:style>
   <w:style w:type="table" w:default="1" w:styleId="Tablanormal">

--- a/Fichas/PI FALTA DE FRANCOBORDO.docx
+++ b/Fichas/PI FALTA DE FRANCOBORDO.docx
@@ -615,7 +615,7 @@
               <w:rPr>
                 <w:rFonts w:ascii="Calibri" w:eastAsia="Times New Roman" w:hAnsi="Calibri" w:cs="Calibri"/>
                 <w:b w:val="0"/>
-                <w:color w:val="000000"/>
+                <w:color w:val="FF0000"/>
                 <w:kern w:val="0"/>
                 <w:sz w:val="22"/>
                 <w:szCs w:val="22"/>
@@ -627,7 +627,7 @@
               <w:rPr>
                 <w:rFonts w:ascii="Calibri" w:eastAsia="Times New Roman" w:hAnsi="Calibri" w:cs="Calibri"/>
                 <w:b w:val="0"/>
-                <w:color w:val="000000"/>
+                <w:color w:val="FF0000"/>
                 <w:kern w:val="0"/>
                 <w:sz w:val="22"/>
                 <w:szCs w:val="22"/>
@@ -813,7 +813,7 @@
               <w:rPr>
                 <w:rFonts w:ascii="Calibri" w:eastAsia="Times New Roman" w:hAnsi="Calibri" w:cs="Calibri"/>
                 <w:b w:val="0"/>
-                <w:color w:val="000000"/>
+                <w:color w:val="FF0000"/>
                 <w:kern w:val="0"/>
                 <w:sz w:val="22"/>
                 <w:szCs w:val="22"/>
@@ -825,7 +825,7 @@
               <w:rPr>
                 <w:rFonts w:ascii="Calibri" w:eastAsia="Times New Roman" w:hAnsi="Calibri" w:cs="Calibri"/>
                 <w:b w:val="0"/>
-                <w:color w:val="000000"/>
+                <w:color w:val="FF0000"/>
                 <w:kern w:val="0"/>
                 <w:sz w:val="22"/>
                 <w:szCs w:val="22"/>
@@ -838,7 +838,7 @@
               <w:rPr>
                 <w:rFonts w:ascii="Calibri" w:eastAsia="Times New Roman" w:hAnsi="Calibri" w:cs="Calibri"/>
                 <w:b w:val="0"/>
-                <w:color w:val="000000"/>
+                <w:color w:val="FF0000"/>
                 <w:kern w:val="0"/>
                 <w:sz w:val="22"/>
                 <w:szCs w:val="22"/>
